--- a/preprint/Plato-Bio-arXiv-preprint.docx
+++ b/preprint/Plato-Bio-arXiv-preprint.docx
@@ -49,7 +49,7 @@
           <w:color w:val="181B1F"/>
           <w:sz w:val="22"/>
         </w:rPr>
-        <w:t>¹ Independent Researcher, Valrico, Florida, United States</w:t>
+        <w:t>¹ Praxa Labs, an independent open-source research initiative, United States</w:t>
       </w:r>
     </w:p>
     <w:p>

--- a/preprint/Plato-Bio-arXiv-preprint.docx
+++ b/preprint/Plato-Bio-arXiv-preprint.docx
@@ -127,7 +127,7 @@
           <w:color w:val="181B1F"/>
           <w:sz w:val="22"/>
         </w:rPr>
-        <w:t xml:space="preserve"> q-bio.QM (Quantitative Methods)</w:t>
+        <w:t xml:space="preserve"> cs.AI (Artificial Intelligence)</w:t>
       </w:r>
     </w:p>
     <w:p>
@@ -150,7 +150,7 @@
           <w:color w:val="181B1F"/>
           <w:sz w:val="22"/>
         </w:rPr>
-        <w:t xml:space="preserve"> cs.AI (Artificial Intelligence)</w:t>
+        <w:t xml:space="preserve"> q-bio.QM (Quantitative Methods)</w:t>
       </w:r>
     </w:p>
     <w:p>
@@ -741,7 +741,7 @@
           <w:color w:val="181B1F"/>
           <w:sz w:val="22"/>
         </w:rPr>
-        <w:t xml:space="preserve"> and requires review of constructs, mutations, ligands, oligomeric state, alternative structures, and experimental conditions before independent validation. The Kabsch and core-transform implementations were regression-tested against synthetic rigid transformations. The analysis script, panel declaration, raw coordinate files, residue-level CSV, target summaries, source hashes, candidate table, and figures are included with this preprint.</w:t>
+        <w:t xml:space="preserve"> and requires review of constructs, mutations, ligands, oligomeric state, alternative structures, and experimental conditions before independent validation. The Kabsch and core-transform implementations were regression-tested against synthetic rigid transformations. The analysis script, panel declaration, raw coordinate files, residue-level CSV, target summaries, source hashes, candidate table, and figures are included in the companion repository.</w:t>
       </w:r>
     </w:p>
     <w:p>
@@ -4927,7 +4927,7 @@
           <w:color w:val="181B1F"/>
           <w:sz w:val="19"/>
         </w:rPr>
-        <w:t>906031c</w:t>
+        <w:t>d809f2b</w:t>
       </w:r>
       <w:r>
         <w:rPr>
@@ -5768,7 +5768,7 @@
           <w:color w:val="181B1F"/>
           <w:sz w:val="22"/>
         </w:rPr>
-        <w:t xml:space="preserve">Mitchener L, Laurent JM, Andonian A, et al. BixBench: a comprehensive benchmark for LLM-based agents in computational biology. </w:t>
+        <w:t xml:space="preserve">Mitchener L, Laurent JM, Tenmann B, et al. BixBench: a comprehensive benchmark for LLM-based agents in computational biology. </w:t>
       </w:r>
       <w:r>
         <w:rPr>
